--- a/example_articles/countries/Argentina/6.countries_Argentina_Other_publisher.docx
+++ b/example_articles/countries/Argentina/6.countries_Argentina_Other_publisher.docx
@@ -29,17 +29,17 @@
     </w:p>
     <w:p>
       <w:r>
-        <w:t>Source File: Other publishers/Files (500) (19).DOCX</w:t>
+        <w:t>Source file: Other publishers/Files (500) (19).DOCX</w:t>
       </w:r>
     </w:p>
     <w:p>
       <w:r>
-        <w:t>Raw locations result: ['Argentina']</w:t>
+        <w:t>Raw locations result, 'locations': ['Argentina']</w:t>
       </w:r>
     </w:p>
     <w:p>
       <w:r>
-        <w:t>countries_stand_flat (Standardized): Argentina</w:t>
+        <w:t>Standardized locations result, 'countries_stand_flat': Argentina</w:t>
       </w:r>
     </w:p>
     <w:p>

--- a/example_articles/countries/Argentina/6.countries_Argentina_Other_publisher.docx
+++ b/example_articles/countries/Argentina/6.countries_Argentina_Other_publisher.docx
@@ -7,9 +7,9 @@
         <w:pStyle w:val="Heading1"/>
       </w:pPr>
       <w:r>
-        <w:t>Niki Caro developed a passion for the Range;</w:t>
+        <w:t>A year later, Argentines see no relief;</w:t>
         <w:br/>
-        <w:t>A movie telling a Minnesota story almost had no local flavor. But it ended up being perhaps the most Minnesotan movie ever.</w:t>
+        <w:t>A shrinking economy, leadership feud, and fear of new unrest set the tone.</w:t>
       </w:r>
     </w:p>
     <w:p>
@@ -19,17 +19,17 @@
     </w:p>
     <w:p>
       <w:r>
-        <w:t>Date: 2005-10-16</w:t>
+        <w:t>Date: 2002-12-19</w:t>
       </w:r>
     </w:p>
     <w:p>
       <w:r>
-        <w:t>Section: ENTERTAINMENT; Pg. 6F</w:t>
+        <w:t>Section: NATIONAL; Pg. A21</w:t>
       </w:r>
     </w:p>
     <w:p>
       <w:r>
-        <w:t>Source file: Other publishers/Files (500) (19).DOCX</w:t>
+        <w:t>Source file: Other publishers/Files (500) (24).DOCX</w:t>
       </w:r>
     </w:p>
     <w:p>
@@ -51,55 +51,45 @@
     </w:p>
     <w:p>
       <w:r>
-        <w:t>Although there are lots of places in the world with mines, Niki Caro wanted to film "North Country" on Minnesota's Iron Range. And only on the Iron Range.</w:t>
+        <w:t>Police officers stand guard at supermarkets, and the U.S. government has warned Americans to steer clear of crowds in Buenos Aires this week as Argentina braces for new unrest.</w:t>
         <w:br/>
-        <w:t>"I never thought of doing it anywhere else," she insisted.</w:t>
+        <w:t>A year after the downfall of its elected government sent the economy into a tailspin, the once-prosperous country is awash in rumor and fear.</w:t>
         <w:br/>
-        <w:t>But Warner Bros., the studio paying for the movie, did. New Mexico was keen to strike a bargain. And the studio was eyeing Canada and its favorable currency-exchange rate.</w:t>
+        <w:t>Powerful members of the ruling Peronist party are at war with one another. The economy is expected to shrink by more than 12 percent this year, almost 25 percent of Argentines are unemployed, and nearly half live below the poverty line. At least 11 children have died from hunger.</w:t>
         <w:br/>
-        <w:t>That's when Iron Range Resources and the Minnesota Film Board stepped in and, in the best movie tradition, saved the day.</w:t>
+        <w:t>As if life were not grim enough, many Argentines fear a repeat of the looting and violence that began Dec. 18 last year and forced the resignation of President Fernando de la Rua two days later. Violence claimed 33 lives during two turbulent weeks last December, and Argentina has since defaulted on $151 billion in debt.</w:t>
         <w:br/>
-        <w:t>"We came up with the idea of local businesses giving [the filmmakers] a discount," said Mary Somnis, tourism marketing director for Iron Range Resources.</w:t>
+        <w:t>Government security officials say they will not tolerate either looting or armed merchants this time, and they have dispatched police officers to guard grocery stores.</w:t>
         <w:br/>
-        <w:t>On top of that, lobbying by film board representative Ricki McManus and former executive director Craig Rice convinced Gov. Tim Pawlenty to authorize a state-funded rebate of up to $200,000 for the purchase of local goods and services.</w:t>
+        <w:t>At the Xing Xing grocery in Quilmes, an industrial suburb outside the capital, Buenos Aires, Xu Wen Fey was pondering whether to close later this week. One of his two groceries was looted last year, and despite having a police officer sitting outside his store, he said he was unsure whether to risk staying open.</w:t>
         <w:br/>
-        <w:t>"Those things combined, along with Niki Caro's passion to lend authenticity to the story, got us the movie," Somnis said.</w:t>
+        <w:t>"We'll have to wait and see," he said, letting it slip that he was armed and ready for looters, then correcting himself to say his store was armed with a new security gate.</w:t>
         <w:br/>
-        <w:t>More than just the setting was at stake. This might be the most-Minnesotan movie ever. The story is Minnesotan. Many of the supporting roles went to Minnesotans. The extras - including the high school hockey teams from Eveleth and Virginia - are all from Minnesota. And the music is by a Minnesota native: Bob Dylan.</w:t>
+        <w:t>In San Alberto, another working-class suburb, the manager of a sporting-goods store that was looted last year showed his gun and warned that he was ready for anything. Recalling how looters carried off entire sides of beef from a nearby butcher, the manager vowed to defend his store.</w:t>
         <w:br/>
-        <w:t>'It was so flat'</w:t>
+        <w:t>President Eduardo Duhalde said Monday that "absolutely nothing will happen" on the anniversary dates and promised tight security. He accused the media of "unnecessarily stirring up ghosts" by warning of a possible repeat of the unrest.</w:t>
         <w:br/>
-        <w:t>Caro is thrilled with how things worked out. But she didn't start out that way.</w:t>
+        <w:t>Marchers from across Argentina are expected to converge on the capital today and tomorrow to mark the anniversary, and with Argentina's social fabric tearing a bit more every day, there are fears that a single incident could reignite looting and unrest.</w:t>
         <w:br/>
-        <w:t>"When I first went up there, I was terrified because it's so flat," she admitted. "It's just roads and trees. I drove for hours in every direction, and it was just roads and trees. And I said, 'I don't know how I'm going to articulate this film visually.'</w:t>
+        <w:t>On the highways outside Buenos Aires, where tens of thousands of tin and plywood shacks have been erected in squatter settlements during the last year, patrol cars are parked nearby, keeping watch.</w:t>
         <w:br/>
-        <w:t>"Then I got the idea of going up in an airplane. It was fantastic! From the air, you can see the fingerprint of the people on the land. The workers created those holes a shovelful at a time. I recognized that no one had ever shot that before."</w:t>
+        <w:t>In the Liberty settlement behind a slaughterhouse, Elsa Mamerata Lopez, 48, scrubbed clothes in a bucket and lamented how bad things had become in just one year. Four adults and five children share her hut, which was built three months ago, has no rear wall, and is about the size of a laundry room in a middle-class American home.</w:t>
         <w:br/>
-        <w:t>Using Dylan's music for the score wasn't her first idea, either.</w:t>
+        <w:t>"Bad as it was, we in the poor suburbs found ways to maintain our family. Now it's more difficult; with 10 pesos [about $2.85] you don't buy anything," the unemployed baker said. She said she now washed dishes just once a week, to ration soap.</w:t>
         <w:br/>
-        <w:t>"I'm a big [Bruce] Springsteen fan, and Springsteen is the obvious voice for the working class," she said. "But when I put his music up on this movie, it didn't fit. Most of his songs deal with young working men.</w:t>
+        <w:t>Nancy Serrano, Lopez's 16-year-old daughter and already the mother of two infants, must choose whether to buy food or shoes for the children who live in the shack.</w:t>
         <w:br/>
-        <w:t>"But you put any Dylan music up on this movie, and it fits. He has a deep understanding of human nature. And the fact that he's from there made it even better."</w:t>
+        <w:t>"We usually choose food, because we can tolerate a torn shoe if it means a kilo of bread," Serrano said.</w:t>
         <w:br/>
-        <w:t>Miners brought something extra</w:t>
+        <w:t>Her husband lost his job to the crisis and is among the many cartoneros, or carton collectors. They take a train into Buenos Aires every day to scavenge for cardboard, plastic and other recyclable materials. On a good day he earns about $6, on a bad day about $3.</w:t>
         <w:br/>
-        <w:t>Caro hired several Twin Cities actors for small speaking parts, but she discovered that there was a plethora of untapped talent right in the production office's back yard.</w:t>
+        <w:t>Every day about 5 p.m., he and hundreds of other men, women and children gather at the Jose Leon Suarez train station on the outskirts of Buenos Aires. They take a special train with seatless wagons that look like cattle cars, squeezing in tight with their dollies, shopping carts and bicycle carts. They exit at various stations in the capital and spend the evening rummaging through the trash in wealthier neighborhoods, seeking anything that can be eaten or recycled.</w:t>
         <w:br/>
-        <w:t>"One of the special things for me was the scene we shot in a union hall," she said. "We had 300 extras, many of them guys who work in the mine. I was trying to explain what we needed when I realized that they knew this stuff inside and out. So I told them to just do whatever they felt, and we shot it like it was a documentary. It was one of the most haunting things I've ever done."</w:t>
+        <w:t>Among the cartoneros are Ester Villalba, 46, and her daughters, aged 12, 10 and 6. Until Argentina came apart a year go, she was a middle-class homemaker and mother of seven who in 20 years of marriage never had to work outside the home. But her husband lost his government job and she was forced to rummage on the streets to help feed her family.</w:t>
         <w:br/>
-        <w:t>The story opens in winter, and Caro, a native of New Zealand, wasn't taking the weather lightly. The crew brought enough winter clothing to outfit an army - and they ended up wearing most of it.</w:t>
+        <w:t>"You worry about what you will give your kids today," she said, before collecting her girls and walking down the train platform with carts in tow for another long night of picking through the trash of those whose luck was better. "What will we give them tomorrow?"</w:t>
         <w:br/>
-        <w:t>"We were worried because we're soft," she said. "We looked ridiculous, but we were always in good spirits. You have to be in good spirits when what you're shooting is so incredible."</w:t>
-        <w:br/>
-        <w:t>Jeff Strickler - 612-673-7392</w:t>
-        <w:br/>
-        <w:br/>
-        <w:t>Graphic</w:t>
-        <w:br/>
-        <w:br/>
-        <w:t xml:space="preserve"> </w:t>
-        <w:br/>
-        <w:t>PHOTO</w:t>
+        <w:t>Contact Kevin G. Hall at khall@krwashington.com</w:t>
       </w:r>
     </w:p>
     <w:sectPr>

--- a/example_articles/countries/Argentina/6.countries_Argentina_Other_publisher.docx
+++ b/example_articles/countries/Argentina/6.countries_Argentina_Other_publisher.docx
@@ -7,9 +7,7 @@
         <w:pStyle w:val="Heading1"/>
       </w:pPr>
       <w:r>
-        <w:t>A year later, Argentines see no relief;</w:t>
-        <w:br/>
-        <w:t>A shrinking economy, leadership feud, and fear of new unrest set the tone.</w:t>
+        <w:t>INSIDER</w:t>
       </w:r>
     </w:p>
     <w:p>
@@ -19,17 +17,17 @@
     </w:p>
     <w:p>
       <w:r>
-        <w:t>Date: 2002-12-19</w:t>
+        <w:t>Date: 2018-12-01</w:t>
       </w:r>
     </w:p>
     <w:p>
       <w:r>
-        <w:t>Section: NATIONAL; Pg. A21</w:t>
+        <w:t>Section: SPORTS; Pg. 2C</w:t>
       </w:r>
     </w:p>
     <w:p>
       <w:r>
-        <w:t>Source file: Other publishers/Files (500) (24).DOCX</w:t>
+        <w:t>Source file: Other publishers/Files (500) (9).DOCX</w:t>
       </w:r>
     </w:p>
     <w:p>
@@ -51,45 +49,45 @@
     </w:p>
     <w:p>
       <w:r>
-        <w:t>Police officers stand guard at supermarkets, and the U.S. government has warned Americans to steer clear of crowds in Buenos Aires this week as Argentina braces for new unrest.</w:t>
+        <w:t>Much is made about the culture of American soccer, a hybrid of collegiate sports, other worldwide soccer cultures and more traditional American sports. The scarves, the chanting, the odd combination of "supporters' sections" next door to corporate suites, are at once less than their component parts and yet uniquely American.</w:t>
         <w:br/>
-        <w:t>A year after the downfall of its elected government sent the economy into a tailspin, the once-prosperous country is awash in rumor and fear.</w:t>
+        <w:t>Soccer fans, me included, have thought that American soccer would be much better off with the same level of all-consuming passion that we see from other fans around the globe . But, passion aside, I hope I'll never see scenes here like the ones that fans saw in Buenos Aires last Saturday.</w:t>
         <w:br/>
-        <w:t>Powerful members of the ruling Peronist party are at war with one another. The economy is expected to shrink by more than 12 percent this year, almost 25 percent of Argentines are unemployed, and nearly half live below the poverty line. At least 11 children have died from hunger.</w:t>
+        <w:t>Boca Juniors and River Plate were to meet in the finals of the Copa Libertadores for the first time. This derby regularly tops the list of soccer's greatest rivalries, a match for the continental championship, and soccer fans across the globe were tuning in.</w:t>
         <w:br/>
-        <w:t>As if life were not grim enough, many Argentines fear a repeat of the looting and violence that began Dec. 18 last year and forced the resignation of President Fernando de la Rua two days later. Violence claimed 33 lives during two turbulent weeks last December, and Argentina has since defaulted on $151 billion in debt.</w:t>
+        <w:t>What they saw was riot coverage.</w:t>
         <w:br/>
-        <w:t>Government security officials say they will not tolerate either looting or armed merchants this time, and they have dispatched police officers to guard grocery stores.</w:t>
+        <w:t>On the way to the River Plate's stadium, the Boca Juniors team bus was attacked by River Plate fans, who smashed the windows and tear-gassed the Boca players. Boca captain Pablo Perez was hospitalized with glass in his eye. The team bus driver fainted, and a team official had to take the wheel.</w:t>
         <w:br/>
-        <w:t>At the Xing Xing grocery in Quilmes, an industrial suburb outside the capital, Buenos Aires, Xu Wen Fey was pondering whether to close later this week. One of his two groceries was looted last year, and despite having a police officer sitting outside his store, he said he was unsure whether to risk staying open.</w:t>
+        <w:t>CONMEBOL, the South American governing body, tried to force Boca to play, pushing back the kickoff, then rescheduling the match for Sunday. Ultimately officials were forced to call off the game, which will be played Dec. 9 in Madrid, an extremely neutral site.</w:t>
         <w:br/>
-        <w:t>"We'll have to wait and see," he said, letting it slip that he was armed and ready for looters, then correcting himself to say his store was armed with a new security gate.</w:t>
+        <w:t>Fan violence is not uncommon in Argentina. In 2013, the country instituted a blanket ban on fans traveling to away games after a Lanus fan was killed, one of more than 90 soccer fans killed in the past decade. The ban was partially lifted last summer, though Boca Juniors and River Plate were among a group of teams that declined to lift bans.</w:t>
         <w:br/>
-        <w:t>In San Alberto, another working-class suburb, the manager of a sporting-goods store that was looted last year showed his gun and warned that he was ready for anything. Recalling how looters carried off entire sides of beef from a nearby butcher, the manager vowed to defend his store.</w:t>
+        <w:t>Wherever soccer violence takes place, though, the causes tend to be the same: too many underemployed young men, too much drinking and seriously misdirected fan passion. The few incidents we've seen at soccer matches in America fit that pattern.</w:t>
         <w:br/>
-        <w:t>President Eduardo Duhalde said Monday that "absolutely nothing will happen" on the anniversary dates and promised tight security. He accused the media of "unnecessarily stirring up ghosts" by warning of a possible repeat of the unrest.</w:t>
+        <w:t>England, long considered ground zero for hooliganism of all kinds, only grew out of its problems when the Premier League got so popular - and so pricey - that working-class fans could no longer attend games.</w:t>
         <w:br/>
-        <w:t>Marchers from across Argentina are expected to converge on the capital today and tomorrow to mark the anniversary, and with Argentina's social fabric tearing a bit more every day, there are fears that a single incident could reignite looting and unrest.</w:t>
+        <w:t>It's tempting to say that the U.S. is in the clear when it comes to this kind of thing. After all, the stereotypical soccer fans in this country are well-off young people and young families, hardly the type to riot in the streets. The lack of intracity rivalries and long history tends to blunt any potential animosity, as well. Yet there have been pregame brawls between New York Red Bulls and New York City FC fans, even though NYCFC has only existed since 2015.</w:t>
         <w:br/>
-        <w:t>On the highways outside Buenos Aires, where tens of thousands of tin and plywood shacks have been erected in squatter settlements during the last year, patrol cars are parked nearby, keeping watch.</w:t>
+        <w:t>Such behavior remains an outlier in the U.S. even as soccer's popularity has grown. More reason that authorities can and should crack down hard on this nonsense if it happens here.</w:t>
         <w:br/>
-        <w:t>In the Liberty settlement behind a slaughterhouse, Elsa Mamerata Lopez, 48, scrubbed clothes in a bucket and lamented how bad things had become in just one year. Four adults and five children share her hut, which was built three months ago, has no rear wall, and is about the size of a laundry room in a middle-class American home.</w:t>
+        <w:t>But there should be an easier way around these problems. To any fan who's thinking about throwing rocks at a bus, or punching a fan of another team: Do you really want more Argentina in American soccer?</w:t>
         <w:br/>
-        <w:t>"Bad as it was, we in the poor suburbs found ways to maintain our family. Now it's more difficult; with 10 pesos [about $2.85] you don't buy anything," the unemployed baker said. She said she now washed dishes just once a week, to ration soap.</w:t>
+        <w:t>Writer Jon Marthaler gives you a recap of recent events and previews the week ahead. · jmarthaler@gmail.com</w:t>
         <w:br/>
-        <w:t>Nancy Serrano, Lopez's 16-year-old daughter and already the mother of two infants, must choose whether to buy food or shoes for the children who live in the shack.</w:t>
+        <w:t>Online: startribune.com/soccer</w:t>
         <w:br/>
-        <w:t>"We usually choose food, because we can tolerate a torn shoe if it means a kilo of bread," Serrano said.</w:t>
+        <w:t>SHORT TAKES</w:t>
         <w:br/>
-        <w:t>Her husband lost his job to the crisis and is among the many cartoneros, or carton collectors. They take a train into Buenos Aires every day to scavenge for cardboard, plastic and other recyclable materials. On a good day he earns about $6, on a bad day about $3.</w:t>
+        <w:t>· I'm as excited for the women's World Cup next summer as anyone, but there's no doubt the tournament is really going to put a damper on the National Women's Soccer League season. The league announced its format for next summer, including a break June 3 through June 14, ostensibly for the World Cup. That said, the group stage of the World Cup doesn't end until June 20 and the final won't take place until July 7. Throw in warmup games and a post-tournament break, and the league's best-known players will miss most of the NWSL season.</w:t>
         <w:br/>
-        <w:t>Every day about 5 p.m., he and hundreds of other men, women and children gather at the Jose Leon Suarez train station on the outskirts of Buenos Aires. They take a special train with seatless wagons that look like cattle cars, squeezing in tight with their dollies, shopping carts and bicycle carts. They exit at various stations in the capital and spend the evening rummaging through the trash in wealthier neighborhoods, seeking anything that can be eaten or recycled.</w:t>
+        <w:t>· The planned La Liga game in Miami is less than two months away, but it's still not approved and the lawsuits have begun. La Liga is suing the Spanish soccer governing body, which is refusing to sanction the game. Full resolution may not come soon, but with all the people objecting to this game, it would be a shock if it actually took place in Miami.</w:t>
         <w:br/>
-        <w:t>Among the cartoneros are Ester Villalba, 46, and her daughters, aged 12, 10 and 6. Until Argentina came apart a year go, she was a middle-class homemaker and mother of seven who in 20 years of marriage never had to work outside the home. But her husband lost his government job and she was forced to rummage on the streets to help feed her family.</w:t>
+        <w:t>· Strange stat of the week: English fifth-division team Chesterfield drew for the eighth consecutive league match last week. The tie also stretched the team's winless run to 18 games, making it simultaneously the club's longest winless run and longest unbeaten run in its more than 100-year history.</w:t>
         <w:br/>
-        <w:t>"You worry about what you will give your kids today," she said, before collecting her girls and walking down the train platform with carts in tow for another long night of picking through the trash of those whose luck was better. "What will we give them tomorrow?"</w:t>
+        <w:t>WEEKEND WATCH GUIDE</w:t>
         <w:br/>
-        <w:t>Contact Kevin G. Hall at khall@krwashington.com</w:t>
+        <w:t>Premier League: Tottenham at Arsenal, 8 a.m. / Everton at Liverpool, 10:10 a.m., NBCSN. Two of the most intense rivalries in England, back to back on Sunday morning. Arsenal hasn't lost in the league since mid-August. Everton has won five of seven. Yet both are underdogs to their near neighbors. Can either damage title hopes and claim local bragging rights?</w:t>
       </w:r>
     </w:p>
     <w:sectPr>

--- a/example_articles/countries/Argentina/6.countries_Argentina_Other_publisher.docx
+++ b/example_articles/countries/Argentina/6.countries_Argentina_Other_publisher.docx
@@ -7,7 +7,7 @@
         <w:pStyle w:val="Heading1"/>
       </w:pPr>
       <w:r>
-        <w:t>INSIDER</w:t>
+        <w:t>A NEW 'EVITA' RETURNS CHE TO HIS ROOTS</w:t>
       </w:r>
     </w:p>
     <w:p>
@@ -17,17 +17,17 @@
     </w:p>
     <w:p>
       <w:r>
-        <w:t>Date: 2018-12-01</w:t>
+        <w:t>Date: 2014-07-06</w:t>
       </w:r>
     </w:p>
     <w:p>
       <w:r>
-        <w:t>Section: SPORTS; Pg. 2C</w:t>
+        <w:t>Section: ARTS &amp; ENTERTAINMENT; STAGE PREVIEW; Pg. E-1</w:t>
       </w:r>
     </w:p>
     <w:p>
       <w:r>
-        <w:t>Source file: Other publishers/Files (500) (9).DOCX</w:t>
+        <w:t>Source file: Other publishers/Files (500) (16).DOCX</w:t>
       </w:r>
     </w:p>
     <w:p>
@@ -49,45 +49,61 @@
     </w:p>
     <w:p>
       <w:r>
-        <w:t>Much is made about the culture of American soccer, a hybrid of collegiate sports, other worldwide soccer cultures and more traditional American sports. The scarves, the chanting, the odd combination of "supporters' sections" next door to corporate suites, are at once less than their component parts and yet uniquely American.</w:t>
+        <w:t>History provides juicy material for theatrical events such as "Evita," the pop opera based on the short and tumultuous life of the first lady of Argentina, Eva Peron. Then comes the writers' imagination, in this case Tim Rice conjuring the character of Che, the narrator-conscience of the award-winning show. Original director Harold Prince further roiled the pot by changing Che from an Everyman to a revolutionary figure a la Che Guevara, adding another dimension to the title character's relationship with the people beyond the balcony.</w:t>
         <w:br/>
-        <w:t>Soccer fans, me included, have thought that American soccer would be much better off with the same level of all-consuming passion that we see from other fans around the globe . But, passion aside, I hope I'll never see scenes here like the ones that fans saw in Buenos Aires last Saturday.</w:t>
+        <w:t>"Evita," with music by Sir Andrew Lloyd Webber and lyrics by Mr. Rice, became the first West End import to win a best musical Tony when it bowed in 1979. The national tour that marches into the Benedum Center in a new century finds a different creative team with different ideas about getting it done and Che returning to his roots.</w:t>
         <w:br/>
-        <w:t>Boca Juniors and River Plate were to meet in the finals of the Copa Libertadores for the first time. This derby regularly tops the list of soccer's greatest rivalries, a match for the continental championship, and soccer fans across the globe were tuning in.</w:t>
+        <w:t>Josh Young has been touring the country in the role and was under the weather in Buffalo recently when he discussed "Evita" by phone. The actor received a 2012 Tony nomination and Theatre World Award for his Broadway debut as Judas in Mr. Webber's "Jesus Christ Superstar," but he had already embraced Che by then.</w:t>
         <w:br/>
-        <w:t>What they saw was riot coverage.</w:t>
+        <w:t>"The first time I played Che was in 2010 at the Stratford Shakespeare Festival in Ontario," the Wallingford, Pa., native said through sniffles. "Then lucky for me the producer of this production, the Broadway production, saw me do it and offered me this job."</w:t>
         <w:br/>
-        <w:t>On the way to the River Plate's stadium, the Boca Juniors team bus was attacked by River Plate fans, who smashed the windows and tear-gassed the Boca players. Boca captain Pablo Perez was hospitalized with glass in his eye. The team bus driver fainted, and a team official had to take the wheel.</w:t>
+        <w:t>The role as he is playing it now is more in line with Che in the movie starring Madonna and Antonio Banderas in 1996, followed by a London revival in 2006 and then Broadway in 2012, both adapted by Michael Grandage and choreographer Rob Ashford, and with the Pittsburgh CLO among the producers in New York. The newer versions returned Che to his original concept and introduced the Oscar-winning song "You Must Love Me" to the stage.</w:t>
         <w:br/>
-        <w:t>CONMEBOL, the South American governing body, tried to force Boca to play, pushing back the kickoff, then rescheduling the match for Sunday. Ultimately officials were forced to call off the game, which will be played Dec. 9 in Madrid, an extremely neutral site.</w:t>
+        <w:t>This production also brings the dance in a way the original never did. "There's a way of using tango as the basic language of the people," Mr. Ashford told the Wall Street Journal in 2012.</w:t>
         <w:br/>
-        <w:t>Fan violence is not uncommon in Argentina. In 2013, the country instituted a blanket ban on fans traveling to away games after a Lanus fan was killed, one of more than 90 soccer fans killed in the past decade. The ban was partially lifted last summer, though Boca Juniors and River Plate were among a group of teams that declined to lift bans.</w:t>
+        <w:t>Adding dance is one thing, but tinkering with a Hal Prince show is quite another. The creative team even issued a statement, saying, "The narrating role of 'Che' is reverted to the way it was written for the original concept album - as an Everyman of the lower/working class, serving as the voice of the people."</w:t>
         <w:br/>
-        <w:t>Wherever soccer violence takes place, though, the causes tend to be the same: too many underemployed young men, too much drinking and seriously misdirected fan passion. The few incidents we've seen at soccer matches in America fit that pattern.</w:t>
+        <w:t>"What's changed most is my character," said Mr. Young, also pointing out that the definition of "che" in Spanish is "man" and that Guevara never crossed paths with Eva Peron.</w:t>
         <w:br/>
-        <w:t>England, long considered ground zero for hooliganism of all kinds, only grew out of its problems when the Premier League got so popular - and so pricey - that working-class fans could no longer attend games.</w:t>
+        <w:t>"I feel like my whole job is to connect with the audience and get them on the edge of their seats every night," Mr. Young said of the role that was originated by Mandy Patinkin and became Ricky Martin's Broadway debut. "Eva can distance herself from the audience ... but my job is to reel them back in and make them focus. It's a fun job."</w:t>
         <w:br/>
-        <w:t>It's tempting to say that the U.S. is in the clear when it comes to this kind of thing. After all, the stereotypical soccer fans in this country are well-off young people and young families, hardly the type to riot in the streets. The lack of intracity rivalries and long history tends to blunt any potential animosity, as well. Yet there have been pregame brawls between New York Red Bulls and New York City FC fans, even though NYCFC has only existed since 2015.</w:t>
+        <w:t>The Eva to his Che is Penn State graduate Caroline Bowman, a recent ensemble member of the Tony-winning musical "Kinky Boots," who was a standby Elphaba for Broadway's "Wicked."</w:t>
         <w:br/>
-        <w:t>Such behavior remains an outlier in the U.S. even as soccer's popularity has grown. More reason that authorities can and should crack down hard on this nonsense if it happens here.</w:t>
+        <w:t>The charismatic Evita, as she was affectionately known to the people who adored her during her rise to power alongside President Juan Peron, represented glamour and a new hope for the common man until a cloud of controversy descended on her and her husband and civil war roiled beneath the balconies of the presidential mansion.</w:t>
         <w:br/>
-        <w:t>But there should be an easier way around these problems. To any fan who's thinking about throwing rocks at a bus, or punching a fan of another team: Do you really want more Argentina in American soccer?</w:t>
+        <w:t>This Eva's wardrobe takes its cue from the real thing.</w:t>
         <w:br/>
-        <w:t>Writer Jon Marthaler gives you a recap of recent events and previews the week ahead. · jmarthaler@gmail.com</w:t>
+        <w:t>"They really tried to replicate what she wore in life, down to the teeniest tiniest details . the way it buttons or snaps, everything," said Ms. Bowman, who steps into the role that earned Patti LuPone her first Tony. "The costumes were a factor in finding the character, and over time I have discovered more and more about this role. I've grown and shifted and molded into it how me, Caroline, is playing, and not everyone else."</w:t>
         <w:br/>
-        <w:t>Online: startribune.com/soccer</w:t>
+        <w:t>It has been easy for her to get caught up in the show's most well-known scene, when Eva steps onto the balcony and sings "Don't Cry for Me, Argentina," an emotionally fraught song packed with regret and defiance.</w:t>
         <w:br/>
-        <w:t>SHORT TAKES</w:t>
+        <w:t>Ms. Bowman has been thrilled to have had the time a touring company allows to continue to explore the role, and it's not just the long shadow of the woman she plays, who rose from the slums of Argentina to the presidential palace, where she spent six years until her death in 1952 at age 33.</w:t>
         <w:br/>
-        <w:t>· I'm as excited for the women's World Cup next summer as anyone, but there's no doubt the tournament is really going to put a damper on the National Women's Soccer League season. The league announced its format for next summer, including a break June 3 through June 14, ostensibly for the World Cup. That said, the group stage of the World Cup doesn't end until June 20 and the final won't take place until July 7. Throw in warmup games and a post-tournament break, and the league's best-known players will miss most of the NWSL season.</w:t>
+        <w:t>The title character isn't the only long shadow cast by the role.</w:t>
         <w:br/>
-        <w:t>· The planned La Liga game in Miami is less than two months away, but it's still not approved and the lawsuits have begun. La Liga is suing the Spanish soccer governing body, which is refusing to sanction the game. Full resolution may not come soon, but with all the people objecting to this game, it would be a shock if it actually took place in Miami.</w:t>
+        <w:t>"I hope people keep an open mind because that's the best way to go into any show. Clearly I am not going to be Patti LuPone or Elaine Paige. Although we tell the same story, but now it's told in my way. I think if nothing else, ['Evita'] starts a conversation about a woman who lived this fascinating, crazy life in a very short amount of time."</w:t>
         <w:br/>
-        <w:t>· Strange stat of the week: English fifth-division team Chesterfield drew for the eighth consecutive league match last week. The tie also stretched the team's winless run to 18 games, making it simultaneously the club's longest winless run and longest unbeaten run in its more than 100-year history.</w:t>
+        <w:t>'EVITA'</w:t>
         <w:br/>
-        <w:t>WEEKEND WATCH GUIDE</w:t>
+        <w:t>* Were: Presented by Pittsburgh CLO at the Benedum Center.</w:t>
         <w:br/>
-        <w:t>Premier League: Tottenham at Arsenal, 8 a.m. / Everton at Liverpool, 10:10 a.m., NBCSN. Two of the most intense rivalries in England, back to back on Sunday morning. Arsenal hasn't lost in the league since mid-August. Everton has won five of seven. Yet both are underdogs to their near neighbors. Can either damage title hopes and claim local bragging rights?</w:t>
+        <w:t>* When: July 8-13. 8 p.m. Tues.-Fri.; 2 and 8 p.m. Sat.; and 2 and 7 p.m. next Sun.</w:t>
+        <w:br/>
+        <w:t xml:space="preserve">* Tickets: $10-$65.75; pittsburghclo.org or 412-456-6666.    </w:t>
+        <w:br/>
+        <w:br/>
+        <w:t>Notes</w:t>
+        <w:br/>
+        <w:br/>
+        <w:t>Sharon Eberson: seberson@post-gazette.com or 412-263-1960. Twitter: SEberson_pg.</w:t>
+        <w:br/>
+        <w:br/>
+        <w:t>Graphic</w:t>
+        <w:br/>
+        <w:br/>
+        <w:t xml:space="preserve"> </w:t>
+        <w:br/>
+        <w:t>PHOTO: Richard Termine: Caroline Bowman as Eva Peron in the national tour of "Evita." \ \ \ PHOTO: Richard Termine: Christopher Jonstone as Magaldi and Caroline Bowman as Eva in the national tour of "Evita."</w:t>
       </w:r>
     </w:p>
     <w:sectPr>
